--- a/docs/Industrial_Training_Report.docx
+++ b/docs/Industrial_Training_Report.docx
@@ -321,7 +321,7 @@
         <w:jc w:val="both"/>
       </w:pPr>
       <w:r>
-        <w:t>This report presents the design, development and validation of the Smart Paper Mill Production Monitoring Dashboard, a web-based application developed during industrial training at Satia Industries Limited, a manufacturer of writing and printing paper from agricultural residue (wheat straw) and wood pulp. The system replaces fragmented, paper-based production logging with a single, real-time, role-based digital platform that consolidates production output, machine status, quality parameters, downtime and Overall Equipment Effectiveness (OEE). It is implemented as a Python (Flask) backend with an SQLite database, secured using bcrypt password hashing and JSON Web Token authentication with role-based access control, and a responsive HTML5/CSS3/JavaScript front-end using Chart.js. Live machine telemetry is delivered to the browser using Server-Sent Events. Because live plant-floor integration is outside the scope of an academic assignment, the system operates on realistic, internally consistent simulated data. The delivered solution includes secure login, an administrative panel for users, machines and thresholds, production and downtime data entry, automatic OEE computation, threshold-based alerts, analytical reports with CSV and PDF export, an audit trail and a dark-mode interface. The backend is validated by an automated suite of thirty-six tests, all passing.</w:t>
+        <w:t>This report presents the design, development and validation of the Smart Paper Mill Production Monitoring Dashboard, a web-based application developed during industrial training at Satia Industries Limited, a manufacturer of writing and printing paper from agricultural residue (wheat straw) and wood pulp. The system replaces fragmented, paper-based production logging with a single, real-time, role-based digital platform that consolidates production output, machine status, quality parameters, downtime and Overall Equipment Effectiveness (OEE). It is implemented as a Python (Flask) backend with an SQLite database, secured using bcrypt password hashing and JSON Web Token authentication with role-based access control, and a responsive HTML5/CSS3/JavaScript front-end using Chart.js. Live machine telemetry is delivered to the browser using Server-Sent Events. Because live plant-floor integration is outside the scope of an academic assignment, the system operates on realistic, internally consistent simulated data. The delivered solution includes secure login, an administrative panel for users, machines and thresholds, production and downtime data entry, automatic OEE computation, threshold-based alerts, analytical reports with CSV and PDF export, an audit trail and a dark-mode interface. The backend is validated by an automated suite of ninety-four tests, all passing.</w:t>
       </w:r>
     </w:p>
     <w:p>

--- a/docs/Industrial_Training_Report.docx
+++ b/docs/Industrial_Training_Report.docx
@@ -61,7 +61,7 @@
           <w:i w:val="0"/>
           <w:sz w:val="32"/>
         </w:rPr>
-        <w:t>[STUDENT NAME]  (UID: [__________])</w:t>
+        <w:t>Manreet Gill  (UID: 24BCS10479)</w:t>
       </w:r>
     </w:p>
     <w:p>
@@ -181,7 +181,7 @@
           <w:i w:val="0"/>
           <w:sz w:val="28"/>
         </w:rPr>
-        <w:t>[MONTH] [YEAR]</w:t>
+        <w:t>June 2026</w:t>
       </w:r>
     </w:p>
     <w:p>
